--- a/resources/templates/MC501-codebook-template.docx
+++ b/resources/templates/MC501-codebook-template.docx
@@ -7,7 +7,7 @@
         <w:pStyle w:val="Title"/>
       </w:pPr>
       <w:r>
-        <w:t xml:space="preserve">MC 501 Extended Codebook and Reliability Protocol Template</w:t>
+        <w:t xml:space="preserve">Extended Codebook and Reliability Protocol</w:t>
       </w:r>
     </w:p>
     <w:p>
@@ -26,7 +26,7 @@
         <w:t xml:space="preserve">How to use this template: replace every line in italics with your own writing, then delete the italics. Use it as it is, or as inspiration for your own layout. The headings follow the rubric, so each part maps to one grading row.</w:t>
       </w:r>
     </w:p>
-    <w:bookmarkStart w:id="16" w:name="part-1-codebook"/>
+    <w:bookmarkStart w:id="18" w:name="part-1-codebook"/>
     <w:p>
       <w:pPr>
         <w:pStyle w:val="Heading1"/>
@@ -91,40 +91,246 @@
       </w:r>
     </w:p>
     <w:bookmarkEnd w:id="10"/>
-    <w:bookmarkStart w:id="13" w:name="variables"/>
+    <w:bookmarkStart w:id="12" w:name="if-your-study-uses-more-than-one-source"/>
     <w:p>
       <w:pPr>
         <w:pStyle w:val="Heading2"/>
       </w:pPr>
       <w:r>
-        <w:t xml:space="preserve">Variables</w:t>
+        <w:t xml:space="preserve">If your study uses more than one source</w:t>
       </w:r>
     </w:p>
     <w:p>
       <w:pPr>
         <w:pStyle w:val="FirstParagraph"/>
       </w:pPr>
-      <w:r>
-        <w:t xml:space="preserve">Repeat the table below once per variable, as many times as your study has variables. Delete any copy you do not use.</w:t>
-      </w:r>
-    </w:p>
-    <w:bookmarkStart w:id="11" w:name="variable-1-name"/>
-    <w:p>
-      <w:pPr>
-        <w:pStyle w:val="Heading3"/>
-      </w:pPr>
-      <w:r>
-        <w:t xml:space="preserve">Variable 1:</w:t>
-      </w:r>
-      <w:r>
-        <w:t xml:space="preserve"> </w:t>
-      </w:r>
       <w:r>
         <w:rPr>
           <w:i/>
           <w:iCs/>
         </w:rPr>
-        <w:t xml:space="preserve">name</w:t>
+        <w:t xml:space="preserve">Skip this section if all your material comes from one source.</w:t>
+      </w:r>
+    </w:p>
+    <w:p>
+      <w:pPr>
+        <w:pStyle w:val="BodyText"/>
+      </w:pPr>
+      <w:r>
+        <w:t xml:space="preserve">Write one codebook for each</w:t>
+      </w:r>
+      <w:r>
+        <w:t xml:space="preserve"> </w:t>
+      </w:r>
+      <w:r>
+        <w:rPr>
+          <w:b/>
+          <w:bCs/>
+        </w:rPr>
+        <w:t xml:space="preserve">unit of analysis</w:t>
+      </w:r>
+      <w:r>
+        <w:t xml:space="preserve">, not one for each platform. Two sources that share a unit share a codebook. Two sources with different units each get their own codebook, joined by a key.</w:t>
+      </w:r>
+    </w:p>
+    <w:tbl>
+      <w:tblPr>
+        <w:tblStyle w:val="Table"/>
+        <w:tblW w:type="pct" w:w="5000"/>
+        <w:tblLayout w:type="fixed"/>
+        <w:tblLook w:firstRow="1" w:lastRow="0" w:firstColumn="0" w:lastColumn="0" w:noHBand="0" w:noVBand="0" w:val="0020"/>
+      </w:tblPr>
+      <w:tblGrid>
+        <w:gridCol w:w="2640"/>
+        <w:gridCol w:w="2640"/>
+        <w:gridCol w:w="2640"/>
+      </w:tblGrid>
+      <w:tr>
+        <w:trPr>
+          <w:tblHeader w:val="on"/>
+        </w:trPr>
+        <w:tc>
+          <w:tcPr/>
+          <w:p>
+            <w:pPr>
+              <w:pStyle w:val="Compact"/>
+              <w:jc w:val="left"/>
+            </w:pPr>
+            <w:r>
+              <w:t xml:space="preserve">Your study</w:t>
+            </w:r>
+          </w:p>
+        </w:tc>
+        <w:tc>
+          <w:tcPr/>
+          <w:p>
+            <w:pPr>
+              <w:pStyle w:val="Compact"/>
+              <w:jc w:val="left"/>
+            </w:pPr>
+            <w:r>
+              <w:t xml:space="preserve">Units</w:t>
+            </w:r>
+          </w:p>
+        </w:tc>
+        <w:tc>
+          <w:tcPr/>
+          <w:p>
+            <w:pPr>
+              <w:pStyle w:val="Compact"/>
+              <w:jc w:val="left"/>
+            </w:pPr>
+            <w:r>
+              <w:t xml:space="preserve">Codebooks</w:t>
+            </w:r>
+          </w:p>
+        </w:tc>
+      </w:tr>
+      <w:tr>
+        <w:tc>
+          <w:tcPr/>
+          <w:p>
+            <w:pPr>
+              <w:pStyle w:val="Compact"/>
+              <w:jc w:val="left"/>
+            </w:pPr>
+            <w:r>
+              <w:t xml:space="preserve">Spotify streaming numbers and TikTok videos that use the same songs</w:t>
+            </w:r>
+          </w:p>
+        </w:tc>
+        <w:tc>
+          <w:tcPr/>
+          <w:p>
+            <w:pPr>
+              <w:pStyle w:val="Compact"/>
+              <w:jc w:val="left"/>
+            </w:pPr>
+            <w:r>
+              <w:t xml:space="preserve">A song (Spotify) and a video (TikTok)</w:t>
+            </w:r>
+          </w:p>
+        </w:tc>
+        <w:tc>
+          <w:tcPr/>
+          <w:p>
+            <w:pPr>
+              <w:pStyle w:val="Compact"/>
+              <w:jc w:val="left"/>
+            </w:pPr>
+            <w:r>
+              <w:t xml:space="preserve">Two, linked by the song</w:t>
+            </w:r>
+          </w:p>
+        </w:tc>
+      </w:tr>
+      <w:tr>
+        <w:tc>
+          <w:tcPr/>
+          <w:p>
+            <w:pPr>
+              <w:pStyle w:val="Compact"/>
+              <w:jc w:val="left"/>
+            </w:pPr>
+            <w:r>
+              <w:t xml:space="preserve">Box office figures and published reviews of the same films</w:t>
+            </w:r>
+          </w:p>
+        </w:tc>
+        <w:tc>
+          <w:tcPr/>
+          <w:p>
+            <w:pPr>
+              <w:pStyle w:val="Compact"/>
+              <w:jc w:val="left"/>
+            </w:pPr>
+            <w:r>
+              <w:t xml:space="preserve">A film (box office) and a review (reviews)</w:t>
+            </w:r>
+          </w:p>
+        </w:tc>
+        <w:tc>
+          <w:tcPr/>
+          <w:p>
+            <w:pPr>
+              <w:pStyle w:val="Compact"/>
+              <w:jc w:val="left"/>
+            </w:pPr>
+            <w:r>
+              <w:t xml:space="preserve">Two, linked by the film</w:t>
+            </w:r>
+          </w:p>
+        </w:tc>
+      </w:tr>
+      <w:tr>
+        <w:tc>
+          <w:tcPr/>
+          <w:p>
+            <w:pPr>
+              <w:pStyle w:val="Compact"/>
+              <w:jc w:val="left"/>
+            </w:pPr>
+            <w:r>
+              <w:t xml:space="preserve">TikTok videos and Instagram Reels on the same topic, coded the same way</w:t>
+            </w:r>
+          </w:p>
+        </w:tc>
+        <w:tc>
+          <w:tcPr/>
+          <w:p>
+            <w:pPr>
+              <w:pStyle w:val="Compact"/>
+              <w:jc w:val="left"/>
+            </w:pPr>
+            <w:r>
+              <w:t xml:space="preserve">A short video, on both platforms</w:t>
+            </w:r>
+          </w:p>
+        </w:tc>
+        <w:tc>
+          <w:tcPr/>
+          <w:p>
+            <w:pPr>
+              <w:pStyle w:val="Compact"/>
+              <w:jc w:val="left"/>
+            </w:pPr>
+            <w:r>
+              <w:t xml:space="preserve">One, with a</w:t>
+            </w:r>
+            <w:r>
+              <w:t xml:space="preserve"> </w:t>
+            </w:r>
+            <w:r>
+              <w:rPr>
+                <w:rStyle w:val="VerbatimChar"/>
+              </w:rPr>
+              <w:t xml:space="preserve">platform</w:t>
+            </w:r>
+            <w:r>
+              <w:t xml:space="preserve"> </w:t>
+            </w:r>
+            <w:r>
+              <w:t xml:space="preserve">variable</w:t>
+            </w:r>
+          </w:p>
+        </w:tc>
+      </w:tr>
+    </w:tbl>
+    <w:p>
+      <w:pPr>
+        <w:pStyle w:val="BodyText"/>
+      </w:pPr>
+      <w:r>
+        <w:t xml:space="preserve">When you need two codebooks, repeat Part 1 for each one, then add a linking section:</w:t>
+      </w:r>
+    </w:p>
+    <w:bookmarkStart w:id="11" w:name="linking-the-codebooks"/>
+    <w:p>
+      <w:pPr>
+        <w:pStyle w:val="Heading3"/>
+      </w:pPr>
+      <w:r>
+        <w:t xml:space="preserve">Linking the codebooks</w:t>
       </w:r>
     </w:p>
     <w:tbl>
@@ -176,23 +382,74 @@
               <w:jc w:val="left"/>
             </w:pPr>
             <w:r>
-              <w:t xml:space="preserve">Conceptual definition and source</w:t>
-            </w:r>
-          </w:p>
-        </w:tc>
-        <w:tc>
-          <w:tcPr/>
-          <w:p>
-            <w:pPr>
-              <w:pStyle w:val="Compact"/>
-              <w:jc w:val="left"/>
-            </w:pPr>
-            <w:r>
-              <w:rPr>
-                <w:i/>
-                <w:iCs/>
-              </w:rPr>
-              <w:t xml:space="preserve">What the concept means, in a sentence or two, with the source you took it from (author, year). If the definition is your own, say so and say why.</w:t>
+              <w:t xml:space="preserve">Key variable</w:t>
+            </w:r>
+          </w:p>
+        </w:tc>
+        <w:tc>
+          <w:tcPr/>
+          <w:p>
+            <w:pPr>
+              <w:pStyle w:val="Compact"/>
+              <w:jc w:val="left"/>
+            </w:pPr>
+            <w:r>
+              <w:rPr>
+                <w:i/>
+                <w:iCs/>
+              </w:rPr>
+              <w:t xml:space="preserve">The variable that appears in both codebooks and names the same thing in each (for example,</w:t>
+            </w:r>
+            <w:r>
+              <w:rPr>
+                <w:i/>
+                <w:iCs/>
+              </w:rPr>
+              <w:t xml:space="preserve"> </w:t>
+            </w:r>
+            <w:r>
+              <w:rPr>
+                <w:rStyle w:val="VerbatimChar"/>
+                <w:i/>
+                <w:iCs/>
+              </w:rPr>
+              <w:t xml:space="preserve">song_id</w:t>
+            </w:r>
+            <w:r>
+              <w:rPr>
+                <w:i/>
+                <w:iCs/>
+              </w:rPr>
+              <w:t xml:space="preserve"> </w:t>
+            </w:r>
+            <w:r>
+              <w:rPr>
+                <w:i/>
+                <w:iCs/>
+              </w:rPr>
+              <w:t xml:space="preserve">or</w:t>
+            </w:r>
+            <w:r>
+              <w:rPr>
+                <w:i/>
+                <w:iCs/>
+              </w:rPr>
+              <w:t xml:space="preserve"> </w:t>
+            </w:r>
+            <w:r>
+              <w:rPr>
+                <w:rStyle w:val="VerbatimChar"/>
+                <w:i/>
+                <w:iCs/>
+              </w:rPr>
+              <w:t xml:space="preserve">film_title</w:t>
+            </w:r>
+            <w:r>
+              <w:rPr>
+                <w:i/>
+                <w:iCs/>
+              </w:rPr>
+              <w:t xml:space="preserve">). Define it in both codebooks, word for word.</w:t>
             </w:r>
           </w:p>
         </w:tc>
@@ -206,23 +463,44 @@
               <w:jc w:val="left"/>
             </w:pPr>
             <w:r>
-              <w:t xml:space="preserve">Operational definition</w:t>
-            </w:r>
-          </w:p>
-        </w:tc>
-        <w:tc>
-          <w:tcPr/>
-          <w:p>
-            <w:pPr>
-              <w:pStyle w:val="Compact"/>
-              <w:jc w:val="left"/>
-            </w:pPr>
-            <w:r>
-              <w:rPr>
-                <w:i/>
-                <w:iCs/>
-              </w:rPr>
-              <w:t xml:space="preserve">What the coder does: what to read, what to look for, and which value to mark. Write it as steps a stranger could follow.</w:t>
+              <w:t xml:space="preserve">How records match</w:t>
+            </w:r>
+          </w:p>
+        </w:tc>
+        <w:tc>
+          <w:tcPr/>
+          <w:p>
+            <w:pPr>
+              <w:pStyle w:val="Compact"/>
+              <w:jc w:val="left"/>
+            </w:pPr>
+            <w:r>
+              <w:rPr>
+                <w:i/>
+                <w:iCs/>
+              </w:rPr>
+              <w:t xml:space="preserve">Write the matching rule: spelling, capitalization, and how you treat remixes, re-releases, or two films with the same title. Write it as a rule:</w:t>
+            </w:r>
+            <w:r>
+              <w:rPr>
+                <w:i/>
+                <w:iCs/>
+              </w:rPr>
+              <w:t xml:space="preserve"> </w:t>
+            </w:r>
+            <w:r>
+              <w:rPr>
+                <w:i/>
+                <w:iCs/>
+              </w:rPr>
+              <w:t xml:space="preserve">“If …, match …”</w:t>
+            </w:r>
+            <w:r>
+              <w:rPr>
+                <w:i/>
+                <w:iCs/>
+              </w:rPr>
+              <w:t xml:space="preserve">.</w:t>
             </w:r>
           </w:p>
         </w:tc>
@@ -236,23 +514,23 @@
               <w:jc w:val="left"/>
             </w:pPr>
             <w:r>
-              <w:t xml:space="preserve">Level of measurement, and what it allows</w:t>
-            </w:r>
-          </w:p>
-        </w:tc>
-        <w:tc>
-          <w:tcPr/>
-          <w:p>
-            <w:pPr>
-              <w:pStyle w:val="Compact"/>
-              <w:jc w:val="left"/>
-            </w:pPr>
-            <w:r>
-              <w:rPr>
-                <w:i/>
-                <w:iCs/>
-              </w:rPr>
-              <w:t xml:space="preserve">Nominal, ordinal, interval, or ratio. One sentence on what it allows (counts, a median, a mean, which test) and one on what it rules out.</w:t>
+              <w:t xml:space="preserve">How many to how many</w:t>
+            </w:r>
+          </w:p>
+        </w:tc>
+        <w:tc>
+          <w:tcPr/>
+          <w:p>
+            <w:pPr>
+              <w:pStyle w:val="Compact"/>
+              <w:jc w:val="left"/>
+            </w:pPr>
+            <w:r>
+              <w:rPr>
+                <w:i/>
+                <w:iCs/>
+              </w:rPr>
+              <w:t xml:space="preserve">How many items in one codebook match one item in the other (one song to many TikTok videos; one film to many reviews).</w:t>
             </w:r>
           </w:p>
         </w:tc>
@@ -266,117 +544,62 @@
               <w:jc w:val="left"/>
             </w:pPr>
             <w:r>
-              <w:t xml:space="preserve">Coded values</w:t>
-            </w:r>
-          </w:p>
-        </w:tc>
-        <w:tc>
-          <w:tcPr/>
-          <w:p>
-            <w:pPr>
-              <w:pStyle w:val="Compact"/>
-              <w:jc w:val="left"/>
-            </w:pPr>
-            <w:r>
-              <w:rPr>
-                <w:i/>
-                <w:iCs/>
-              </w:rPr>
-              <w:t xml:space="preserve">Each value with its meaning (0 = …, 1 = …). Include an other value or a none value so every item has somewhere to go.</w:t>
-            </w:r>
-          </w:p>
-        </w:tc>
-      </w:tr>
-      <w:tr>
-        <w:tc>
-          <w:tcPr/>
-          <w:p>
-            <w:pPr>
-              <w:pStyle w:val="Compact"/>
-              <w:jc w:val="left"/>
-            </w:pPr>
-            <w:r>
-              <w:t xml:space="preserve">Edge-case decision rules</w:t>
-            </w:r>
-          </w:p>
-        </w:tc>
-        <w:tc>
-          <w:tcPr/>
-          <w:p>
-            <w:pPr>
-              <w:pStyle w:val="Compact"/>
-              <w:jc w:val="left"/>
-            </w:pPr>
-            <w:r>
-              <w:rPr>
-                <w:i/>
-                <w:iCs/>
-              </w:rPr>
-              <w:t xml:space="preserve">At least two rules for this variable, each written as a rule:</w:t>
-            </w:r>
-            <w:r>
-              <w:rPr>
-                <w:i/>
-                <w:iCs/>
-              </w:rPr>
-              <w:t xml:space="preserve"> </w:t>
-            </w:r>
-            <w:r>
-              <w:rPr>
-                <w:i/>
-                <w:iCs/>
-              </w:rPr>
-              <w:t xml:space="preserve">“If …, code …”</w:t>
-            </w:r>
-            <w:r>
-              <w:rPr>
-                <w:i/>
-                <w:iCs/>
-              </w:rPr>
-              <w:t xml:space="preserve">.</w:t>
-            </w:r>
-          </w:p>
-        </w:tc>
-      </w:tr>
-      <w:tr>
-        <w:tc>
-          <w:tcPr/>
-          <w:p>
-            <w:pPr>
-              <w:pStyle w:val="Compact"/>
-              <w:jc w:val="left"/>
-            </w:pPr>
-            <w:r>
-              <w:t xml:space="preserve">Validity sentence</w:t>
-            </w:r>
-          </w:p>
-        </w:tc>
-        <w:tc>
-          <w:tcPr/>
-          <w:p>
-            <w:pPr>
-              <w:pStyle w:val="Compact"/>
-              <w:jc w:val="left"/>
-            </w:pPr>
-            <w:r>
-              <w:rPr>
-                <w:i/>
-                <w:iCs/>
-              </w:rPr>
-              <w:t xml:space="preserve">One sentence: what result would make you doubt this variable measures what you say it measures.</w:t>
+              <w:t xml:space="preserve">Records that do not match</w:t>
+            </w:r>
+          </w:p>
+        </w:tc>
+        <w:tc>
+          <w:tcPr/>
+          <w:p>
+            <w:pPr>
+              <w:pStyle w:val="Compact"/>
+              <w:jc w:val="left"/>
+            </w:pPr>
+            <w:r>
+              <w:rPr>
+                <w:i/>
+                <w:iCs/>
+              </w:rPr>
+              <w:t xml:space="preserve">What you do with an item that has no partner in the other source: keep it, drop it, or code it separately. Say which and why.</w:t>
             </w:r>
           </w:p>
         </w:tc>
       </w:tr>
     </w:tbl>
+    <w:p>
+      <w:pPr>
+        <w:pStyle w:val="BodyText"/>
+      </w:pPr>
+      <w:r>
+        <w:t xml:space="preserve">The key is what lets you put the two sources side by side in R later: one table per codebook, joined on the key.</w:t>
+      </w:r>
+    </w:p>
     <w:bookmarkEnd w:id="11"/>
-    <w:bookmarkStart w:id="12" w:name="variable-2-name"/>
+    <w:bookmarkEnd w:id="12"/>
+    <w:bookmarkStart w:id="15" w:name="variables"/>
+    <w:p>
+      <w:pPr>
+        <w:pStyle w:val="Heading2"/>
+      </w:pPr>
+      <w:r>
+        <w:t xml:space="preserve">Variables</w:t>
+      </w:r>
+    </w:p>
+    <w:p>
+      <w:pPr>
+        <w:pStyle w:val="FirstParagraph"/>
+      </w:pPr>
+      <w:r>
+        <w:t xml:space="preserve">Repeat the table below once per variable, as many times as your study has variables. Delete any copy you do not use.</w:t>
+      </w:r>
+    </w:p>
+    <w:bookmarkStart w:id="13" w:name="variable-1-name"/>
     <w:p>
       <w:pPr>
         <w:pStyle w:val="Heading3"/>
       </w:pPr>
       <w:r>
-        <w:t xml:space="preserve">Variable 2:</w:t>
+        <w:t xml:space="preserve">Variable 1:</w:t>
       </w:r>
       <w:r>
         <w:t xml:space="preserve"> </w:t>
@@ -454,7 +677,7 @@
                 <w:i/>
                 <w:iCs/>
               </w:rPr>
-              <w:t xml:space="preserve">Definition, with its source.</w:t>
+              <w:t xml:space="preserve">What the concept means, in a sentence or two, with the source you took it from (author, year). If the definition is your own, say so and say why.</w:t>
             </w:r>
           </w:p>
         </w:tc>
@@ -484,7 +707,7 @@
                 <w:i/>
                 <w:iCs/>
               </w:rPr>
-              <w:t xml:space="preserve">Coder actions, as steps.</w:t>
+              <w:t xml:space="preserve">What the coder does: what to read, what to look for, and which value to mark. Write it as steps a stranger could follow.</w:t>
             </w:r>
           </w:p>
         </w:tc>
@@ -514,7 +737,7 @@
                 <w:i/>
                 <w:iCs/>
               </w:rPr>
-              <w:t xml:space="preserve">Level, what it allows, and what it rules out.</w:t>
+              <w:t xml:space="preserve">Nominal, ordinal, interval, or ratio. One sentence on what it allows (counts, a median, a mean, which test) and one on what it rules out.</w:t>
             </w:r>
           </w:p>
         </w:tc>
@@ -544,7 +767,7 @@
                 <w:i/>
                 <w:iCs/>
               </w:rPr>
-              <w:t xml:space="preserve">Each value with its meaning, including other or none.</w:t>
+              <w:t xml:space="preserve">Each value with its meaning (0 = …, 1 = …). Include an other value or a none value so every item has somewhere to go.</w:t>
             </w:r>
           </w:p>
         </w:tc>
@@ -574,7 +797,7 @@
                 <w:i/>
                 <w:iCs/>
               </w:rPr>
-              <w:t xml:space="preserve">At least two rules:</w:t>
+              <w:t xml:space="preserve">At least two rules for this variable, each written as a rule:</w:t>
             </w:r>
             <w:r>
               <w:rPr>
@@ -625,15 +848,277 @@
                 <w:i/>
                 <w:iCs/>
               </w:rPr>
-              <w:t xml:space="preserve">What would make you doubt this variable.</w:t>
+              <w:t xml:space="preserve">One sentence: what result would make you doubt this variable measures what you say it measures.</w:t>
             </w:r>
           </w:p>
         </w:tc>
       </w:tr>
     </w:tbl>
-    <w:bookmarkEnd w:id="12"/>
     <w:bookmarkEnd w:id="13"/>
-    <w:bookmarkStart w:id="14" w:name="decision-rules-for-the-whole-codebook"/>
+    <w:bookmarkStart w:id="14" w:name="variable-2-name"/>
+    <w:p>
+      <w:pPr>
+        <w:pStyle w:val="Heading3"/>
+      </w:pPr>
+      <w:r>
+        <w:t xml:space="preserve">Variable 2:</w:t>
+      </w:r>
+      <w:r>
+        <w:t xml:space="preserve"> </w:t>
+      </w:r>
+      <w:r>
+        <w:rPr>
+          <w:i/>
+          <w:iCs/>
+        </w:rPr>
+        <w:t xml:space="preserve">name</w:t>
+      </w:r>
+    </w:p>
+    <w:tbl>
+      <w:tblPr>
+        <w:tblStyle w:val="Table"/>
+        <w:tblW w:type="pct" w:w="5000"/>
+        <w:tblLayout w:type="fixed"/>
+        <w:tblLook w:firstRow="1" w:lastRow="0" w:firstColumn="0" w:lastColumn="0" w:noHBand="0" w:noVBand="0" w:val="0020"/>
+      </w:tblPr>
+      <w:tblGrid>
+        <w:gridCol w:w="3960"/>
+        <w:gridCol w:w="3960"/>
+      </w:tblGrid>
+      <w:tr>
+        <w:trPr>
+          <w:tblHeader w:val="on"/>
+        </w:trPr>
+        <w:tc>
+          <w:tcPr/>
+          <w:p>
+            <w:pPr>
+              <w:pStyle w:val="Compact"/>
+              <w:jc w:val="left"/>
+            </w:pPr>
+            <w:r>
+              <w:t xml:space="preserve">Element</w:t>
+            </w:r>
+          </w:p>
+        </w:tc>
+        <w:tc>
+          <w:tcPr/>
+          <w:p>
+            <w:pPr>
+              <w:pStyle w:val="Compact"/>
+              <w:jc w:val="left"/>
+            </w:pPr>
+            <w:r>
+              <w:t xml:space="preserve">Your entry</w:t>
+            </w:r>
+          </w:p>
+        </w:tc>
+      </w:tr>
+      <w:tr>
+        <w:tc>
+          <w:tcPr/>
+          <w:p>
+            <w:pPr>
+              <w:pStyle w:val="Compact"/>
+              <w:jc w:val="left"/>
+            </w:pPr>
+            <w:r>
+              <w:t xml:space="preserve">Conceptual definition and source</w:t>
+            </w:r>
+          </w:p>
+        </w:tc>
+        <w:tc>
+          <w:tcPr/>
+          <w:p>
+            <w:pPr>
+              <w:pStyle w:val="Compact"/>
+              <w:jc w:val="left"/>
+            </w:pPr>
+            <w:r>
+              <w:rPr>
+                <w:i/>
+                <w:iCs/>
+              </w:rPr>
+              <w:t xml:space="preserve">Definition, with its source.</w:t>
+            </w:r>
+          </w:p>
+        </w:tc>
+      </w:tr>
+      <w:tr>
+        <w:tc>
+          <w:tcPr/>
+          <w:p>
+            <w:pPr>
+              <w:pStyle w:val="Compact"/>
+              <w:jc w:val="left"/>
+            </w:pPr>
+            <w:r>
+              <w:t xml:space="preserve">Operational definition</w:t>
+            </w:r>
+          </w:p>
+        </w:tc>
+        <w:tc>
+          <w:tcPr/>
+          <w:p>
+            <w:pPr>
+              <w:pStyle w:val="Compact"/>
+              <w:jc w:val="left"/>
+            </w:pPr>
+            <w:r>
+              <w:rPr>
+                <w:i/>
+                <w:iCs/>
+              </w:rPr>
+              <w:t xml:space="preserve">Coder actions, as steps.</w:t>
+            </w:r>
+          </w:p>
+        </w:tc>
+      </w:tr>
+      <w:tr>
+        <w:tc>
+          <w:tcPr/>
+          <w:p>
+            <w:pPr>
+              <w:pStyle w:val="Compact"/>
+              <w:jc w:val="left"/>
+            </w:pPr>
+            <w:r>
+              <w:t xml:space="preserve">Level of measurement, and what it allows</w:t>
+            </w:r>
+          </w:p>
+        </w:tc>
+        <w:tc>
+          <w:tcPr/>
+          <w:p>
+            <w:pPr>
+              <w:pStyle w:val="Compact"/>
+              <w:jc w:val="left"/>
+            </w:pPr>
+            <w:r>
+              <w:rPr>
+                <w:i/>
+                <w:iCs/>
+              </w:rPr>
+              <w:t xml:space="preserve">Level, what it allows, and what it rules out.</w:t>
+            </w:r>
+          </w:p>
+        </w:tc>
+      </w:tr>
+      <w:tr>
+        <w:tc>
+          <w:tcPr/>
+          <w:p>
+            <w:pPr>
+              <w:pStyle w:val="Compact"/>
+              <w:jc w:val="left"/>
+            </w:pPr>
+            <w:r>
+              <w:t xml:space="preserve">Coded values</w:t>
+            </w:r>
+          </w:p>
+        </w:tc>
+        <w:tc>
+          <w:tcPr/>
+          <w:p>
+            <w:pPr>
+              <w:pStyle w:val="Compact"/>
+              <w:jc w:val="left"/>
+            </w:pPr>
+            <w:r>
+              <w:rPr>
+                <w:i/>
+                <w:iCs/>
+              </w:rPr>
+              <w:t xml:space="preserve">Each value with its meaning, including other or none.</w:t>
+            </w:r>
+          </w:p>
+        </w:tc>
+      </w:tr>
+      <w:tr>
+        <w:tc>
+          <w:tcPr/>
+          <w:p>
+            <w:pPr>
+              <w:pStyle w:val="Compact"/>
+              <w:jc w:val="left"/>
+            </w:pPr>
+            <w:r>
+              <w:t xml:space="preserve">Edge-case decision rules</w:t>
+            </w:r>
+          </w:p>
+        </w:tc>
+        <w:tc>
+          <w:tcPr/>
+          <w:p>
+            <w:pPr>
+              <w:pStyle w:val="Compact"/>
+              <w:jc w:val="left"/>
+            </w:pPr>
+            <w:r>
+              <w:rPr>
+                <w:i/>
+                <w:iCs/>
+              </w:rPr>
+              <w:t xml:space="preserve">At least two rules:</w:t>
+            </w:r>
+            <w:r>
+              <w:rPr>
+                <w:i/>
+                <w:iCs/>
+              </w:rPr>
+              <w:t xml:space="preserve"> </w:t>
+            </w:r>
+            <w:r>
+              <w:rPr>
+                <w:i/>
+                <w:iCs/>
+              </w:rPr>
+              <w:t xml:space="preserve">“If …, code …”</w:t>
+            </w:r>
+            <w:r>
+              <w:rPr>
+                <w:i/>
+                <w:iCs/>
+              </w:rPr>
+              <w:t xml:space="preserve">.</w:t>
+            </w:r>
+          </w:p>
+        </w:tc>
+      </w:tr>
+      <w:tr>
+        <w:tc>
+          <w:tcPr/>
+          <w:p>
+            <w:pPr>
+              <w:pStyle w:val="Compact"/>
+              <w:jc w:val="left"/>
+            </w:pPr>
+            <w:r>
+              <w:t xml:space="preserve">Validity sentence</w:t>
+            </w:r>
+          </w:p>
+        </w:tc>
+        <w:tc>
+          <w:tcPr/>
+          <w:p>
+            <w:pPr>
+              <w:pStyle w:val="Compact"/>
+              <w:jc w:val="left"/>
+            </w:pPr>
+            <w:r>
+              <w:rPr>
+                <w:i/>
+                <w:iCs/>
+              </w:rPr>
+              <w:t xml:space="preserve">What would make you doubt this variable.</w:t>
+            </w:r>
+          </w:p>
+        </w:tc>
+      </w:tr>
+    </w:tbl>
+    <w:bookmarkEnd w:id="14"/>
+    <w:bookmarkEnd w:id="15"/>
+    <w:bookmarkStart w:id="16" w:name="decision-rules-for-the-whole-codebook"/>
     <w:p>
       <w:pPr>
         <w:pStyle w:val="Heading2"/>
@@ -702,8 +1187,8 @@
         <w:t xml:space="preserve">If …, code …</w:t>
       </w:r>
     </w:p>
-    <w:bookmarkEnd w:id="14"/>
-    <w:bookmarkStart w:id="15" w:name="examples"/>
+    <w:bookmarkEnd w:id="16"/>
+    <w:bookmarkStart w:id="17" w:name="examples"/>
     <w:p>
       <w:pPr>
         <w:pStyle w:val="Heading2"/>
@@ -866,9 +1351,9 @@
         </w:tc>
       </w:tr>
     </w:tbl>
-    <w:bookmarkEnd w:id="15"/>
-    <w:bookmarkEnd w:id="16"/>
-    <w:bookmarkStart w:id="26" w:name="part-2-reliability-protocol"/>
+    <w:bookmarkEnd w:id="17"/>
+    <w:bookmarkEnd w:id="18"/>
+    <w:bookmarkStart w:id="28" w:name="part-2-reliability-protocol"/>
     <w:p>
       <w:pPr>
         <w:pStyle w:val="Heading1"/>
@@ -889,7 +1374,7 @@
         <w:t xml:space="preserve">Open with one sentence: you are the only coder, so every reliability claim here is about your own consistency over time, intracoder reliability (stability), not agreement between two coders.</w:t>
       </w:r>
     </w:p>
-    <w:bookmarkStart w:id="17" w:name="the-statistic"/>
+    <w:bookmarkStart w:id="19" w:name="the-statistic"/>
     <w:p>
       <w:pPr>
         <w:pStyle w:val="Heading2"/>
@@ -910,8 +1395,8 @@
         <w:t xml:space="preserve">Name the statistic (for example, Krippendorff’s alpha) and the metric for each variable, with one sentence on why this statistic and not another. Call it intracoder reliability (stability). Say why percent agreement alone is not enough.</w:t>
       </w:r>
     </w:p>
-    <w:bookmarkEnd w:id="17"/>
-    <w:bookmarkStart w:id="18" w:name="the-threshold"/>
+    <w:bookmarkEnd w:id="19"/>
+    <w:bookmarkStart w:id="20" w:name="the-threshold"/>
     <w:p>
       <w:pPr>
         <w:pStyle w:val="Heading2"/>
@@ -932,8 +1417,8 @@
         <w:t xml:space="preserve">Give the threshold with its source (author, year). Add one sentence saying a stability figure is a weaker claim than agreement between two coders and will not be reported as if it were one.</w:t>
       </w:r>
     </w:p>
-    <w:bookmarkEnd w:id="18"/>
-    <w:bookmarkStart w:id="19" w:name="the-stability-procedure"/>
+    <w:bookmarkEnd w:id="20"/>
+    <w:bookmarkStart w:id="21" w:name="the-stability-procedure"/>
     <w:p>
       <w:pPr>
         <w:pStyle w:val="Heading2"/>
@@ -988,8 +1473,8 @@
         <w:t xml:space="preserve">), committed before you start the second pass.</w:t>
       </w:r>
     </w:p>
-    <w:bookmarkEnd w:id="19"/>
-    <w:bookmarkStart w:id="20" w:name="a-fresh-reliability-sample"/>
+    <w:bookmarkEnd w:id="21"/>
+    <w:bookmarkStart w:id="22" w:name="a-fresh-reliability-sample"/>
     <w:p>
       <w:pPr>
         <w:pStyle w:val="Heading2"/>
@@ -1183,8 +1668,8 @@
         <w:t xml:space="preserve">)</w:t>
       </w:r>
     </w:p>
-    <w:bookmarkEnd w:id="20"/>
-    <w:bookmarkStart w:id="21" w:name="when-it-fails"/>
+    <w:bookmarkEnd w:id="22"/>
+    <w:bookmarkStart w:id="23" w:name="when-it-fails"/>
     <w:p>
       <w:pPr>
         <w:pStyle w:val="Heading2"/>
@@ -1205,8 +1690,8 @@
         <w:t xml:space="preserve">Say in advance what you do if a variable misses the threshold: which categories you revise, how, and what keeps the codebook from bending toward your own habits (for example, revising only from written rules and re-testing on a new sample).</w:t>
       </w:r>
     </w:p>
-    <w:bookmarkEnd w:id="21"/>
-    <w:bookmarkStart w:id="22" w:name="reporting-a-disappointing-number"/>
+    <w:bookmarkEnd w:id="23"/>
+    <w:bookmarkStart w:id="24" w:name="reporting-a-disappointing-number"/>
     <w:p>
       <w:pPr>
         <w:pStyle w:val="Heading2"/>
@@ -1227,8 +1712,8 @@
         <w:t xml:space="preserve">Commit to reporting the figure even if it is low, and write what you will say about it.</w:t>
       </w:r>
     </w:p>
-    <w:bookmarkEnd w:id="22"/>
-    <w:bookmarkStart w:id="23" w:name="single-coder-safeguards"/>
+    <w:bookmarkEnd w:id="24"/>
+    <w:bookmarkStart w:id="25" w:name="single-coder-safeguards"/>
     <w:p>
       <w:pPr>
         <w:pStyle w:val="Heading2"/>
@@ -1297,8 +1782,8 @@
         <w:t xml:space="preserve">Safeguard, and what you do.</w:t>
       </w:r>
     </w:p>
-    <w:bookmarkEnd w:id="23"/>
-    <w:bookmarkStart w:id="24" w:name="second-coder-counterfactual"/>
+    <w:bookmarkEnd w:id="25"/>
+    <w:bookmarkStart w:id="26" w:name="second-coder-counterfactual"/>
     <w:p>
       <w:pPr>
         <w:pStyle w:val="Heading2"/>
@@ -1319,8 +1804,8 @@
         <w:t xml:space="preserve">One paragraph, written as what you would do if this study had a second coder: how many items you would double-code, which statistic you would report, how you would train the coder and settle disagreements, and which finding is most at risk.</w:t>
       </w:r>
     </w:p>
-    <w:bookmarkEnd w:id="24"/>
-    <w:bookmarkStart w:id="25" w:name="references"/>
+    <w:bookmarkEnd w:id="26"/>
+    <w:bookmarkStart w:id="27" w:name="references"/>
     <w:p>
       <w:pPr>
         <w:pStyle w:val="Heading2"/>
@@ -1341,8 +1826,8 @@
         <w:t xml:space="preserve">Every source cited above, in APA 7.</w:t>
       </w:r>
     </w:p>
-    <w:bookmarkEnd w:id="25"/>
-    <w:bookmarkEnd w:id="26"/>
+    <w:bookmarkEnd w:id="27"/>
+    <w:bookmarkEnd w:id="28"/>
     <w:sectPr>
       <w:footnotePr>
         <w:numRestart w:val="eachSect"/>
@@ -2287,7 +2772,7 @@
       <w:color w:themeColor="accent1" w:themeShade="BF" w:val="365F91"/>
     </w:rPr>
   </w:style>
-  <w:style w:type="paragraph" w:customStyle="1" w:styleId="SourceCode">
+  <w:style w:customStyle="1" w:styleId="SourceCode" w:type="paragraph">
     <w:name w:val="Source Code"/>
     <w:basedOn w:val="Normal"/>
     <w:link w:val="VerbatimChar"/>
@@ -2295,7 +2780,7 @@
       <w:wordWrap w:val="off"/>
     </w:pPr>
   </w:style>
-  <w:style w:type="character" w:customStyle="1" w:styleId="KeywordTok">
+  <w:style w:customStyle="1" w:styleId="KeywordTok" w:type="character">
     <w:name w:val="KeywordTok"/>
     <w:basedOn w:val="VerbatimChar"/>
     <w:rPr>
@@ -2303,77 +2788,77 @@
       <w:color w:val="007020"/>
     </w:rPr>
   </w:style>
-  <w:style w:type="character" w:customStyle="1" w:styleId="DataTypeTok">
+  <w:style w:customStyle="1" w:styleId="DataTypeTok" w:type="character">
     <w:name w:val="DataTypeTok"/>
     <w:basedOn w:val="VerbatimChar"/>
     <w:rPr>
       <w:color w:val="902000"/>
     </w:rPr>
   </w:style>
-  <w:style w:type="character" w:customStyle="1" w:styleId="DecValTok">
+  <w:style w:customStyle="1" w:styleId="DecValTok" w:type="character">
     <w:name w:val="DecValTok"/>
     <w:basedOn w:val="VerbatimChar"/>
     <w:rPr>
       <w:color w:val="40a070"/>
     </w:rPr>
   </w:style>
-  <w:style w:type="character" w:customStyle="1" w:styleId="BaseNTok">
+  <w:style w:customStyle="1" w:styleId="BaseNTok" w:type="character">
     <w:name w:val="BaseNTok"/>
     <w:basedOn w:val="VerbatimChar"/>
     <w:rPr>
       <w:color w:val="40a070"/>
     </w:rPr>
   </w:style>
-  <w:style w:type="character" w:customStyle="1" w:styleId="FloatTok">
+  <w:style w:customStyle="1" w:styleId="FloatTok" w:type="character">
     <w:name w:val="FloatTok"/>
     <w:basedOn w:val="VerbatimChar"/>
     <w:rPr>
       <w:color w:val="40a070"/>
     </w:rPr>
   </w:style>
-  <w:style w:type="character" w:customStyle="1" w:styleId="ConstantTok">
+  <w:style w:customStyle="1" w:styleId="ConstantTok" w:type="character">
     <w:name w:val="ConstantTok"/>
     <w:basedOn w:val="VerbatimChar"/>
     <w:rPr>
       <w:color w:val="880000"/>
     </w:rPr>
   </w:style>
-  <w:style w:type="character" w:customStyle="1" w:styleId="CharTok">
+  <w:style w:customStyle="1" w:styleId="CharTok" w:type="character">
     <w:name w:val="CharTok"/>
     <w:basedOn w:val="VerbatimChar"/>
     <w:rPr>
       <w:color w:val="4070a0"/>
     </w:rPr>
   </w:style>
-  <w:style w:type="character" w:customStyle="1" w:styleId="SpecialCharTok">
+  <w:style w:customStyle="1" w:styleId="SpecialCharTok" w:type="character">
     <w:name w:val="SpecialCharTok"/>
     <w:basedOn w:val="VerbatimChar"/>
     <w:rPr>
       <w:color w:val="4070a0"/>
     </w:rPr>
   </w:style>
-  <w:style w:type="character" w:customStyle="1" w:styleId="StringTok">
+  <w:style w:customStyle="1" w:styleId="StringTok" w:type="character">
     <w:name w:val="StringTok"/>
     <w:basedOn w:val="VerbatimChar"/>
     <w:rPr>
       <w:color w:val="4070a0"/>
     </w:rPr>
   </w:style>
-  <w:style w:type="character" w:customStyle="1" w:styleId="VerbatimStringTok">
+  <w:style w:customStyle="1" w:styleId="VerbatimStringTok" w:type="character">
     <w:name w:val="VerbatimStringTok"/>
     <w:basedOn w:val="VerbatimChar"/>
     <w:rPr>
       <w:color w:val="4070a0"/>
     </w:rPr>
   </w:style>
-  <w:style w:type="character" w:customStyle="1" w:styleId="SpecialStringTok">
+  <w:style w:customStyle="1" w:styleId="SpecialStringTok" w:type="character">
     <w:name w:val="SpecialStringTok"/>
     <w:basedOn w:val="VerbatimChar"/>
     <w:rPr>
       <w:color w:val="bb6688"/>
     </w:rPr>
   </w:style>
-  <w:style w:type="character" w:customStyle="1" w:styleId="ImportTok">
+  <w:style w:customStyle="1" w:styleId="ImportTok" w:type="character">
     <w:name w:val="ImportTok"/>
     <w:basedOn w:val="VerbatimChar"/>
     <w:rPr>
@@ -2381,7 +2866,7 @@
       <w:color w:val="008000"/>
     </w:rPr>
   </w:style>
-  <w:style w:type="character" w:customStyle="1" w:styleId="CommentTok">
+  <w:style w:customStyle="1" w:styleId="CommentTok" w:type="character">
     <w:name w:val="CommentTok"/>
     <w:basedOn w:val="VerbatimChar"/>
     <w:rPr>
@@ -2389,7 +2874,7 @@
       <w:color w:val="60a0b0"/>
     </w:rPr>
   </w:style>
-  <w:style w:type="character" w:customStyle="1" w:styleId="DocumentationTok">
+  <w:style w:customStyle="1" w:styleId="DocumentationTok" w:type="character">
     <w:name w:val="DocumentationTok"/>
     <w:basedOn w:val="VerbatimChar"/>
     <w:rPr>
@@ -2397,7 +2882,7 @@
       <w:color w:val="ba2121"/>
     </w:rPr>
   </w:style>
-  <w:style w:type="character" w:customStyle="1" w:styleId="AnnotationTok">
+  <w:style w:customStyle="1" w:styleId="AnnotationTok" w:type="character">
     <w:name w:val="AnnotationTok"/>
     <w:basedOn w:val="VerbatimChar"/>
     <w:rPr>
@@ -2406,7 +2891,7 @@
       <w:color w:val="60a0b0"/>
     </w:rPr>
   </w:style>
-  <w:style w:type="character" w:customStyle="1" w:styleId="CommentVarTok">
+  <w:style w:customStyle="1" w:styleId="CommentVarTok" w:type="character">
     <w:name w:val="CommentVarTok"/>
     <w:basedOn w:val="VerbatimChar"/>
     <w:rPr>
@@ -2415,28 +2900,28 @@
       <w:color w:val="60a0b0"/>
     </w:rPr>
   </w:style>
-  <w:style w:type="character" w:customStyle="1" w:styleId="OtherTok">
+  <w:style w:customStyle="1" w:styleId="OtherTok" w:type="character">
     <w:name w:val="OtherTok"/>
     <w:basedOn w:val="VerbatimChar"/>
     <w:rPr>
       <w:color w:val="007020"/>
     </w:rPr>
   </w:style>
-  <w:style w:type="character" w:customStyle="1" w:styleId="FunctionTok">
+  <w:style w:customStyle="1" w:styleId="FunctionTok" w:type="character">
     <w:name w:val="FunctionTok"/>
     <w:basedOn w:val="VerbatimChar"/>
     <w:rPr>
       <w:color w:val="06287e"/>
     </w:rPr>
   </w:style>
-  <w:style w:type="character" w:customStyle="1" w:styleId="VariableTok">
+  <w:style w:customStyle="1" w:styleId="VariableTok" w:type="character">
     <w:name w:val="VariableTok"/>
     <w:basedOn w:val="VerbatimChar"/>
     <w:rPr>
       <w:color w:val="19177c"/>
     </w:rPr>
   </w:style>
-  <w:style w:type="character" w:customStyle="1" w:styleId="ControlFlowTok">
+  <w:style w:customStyle="1" w:styleId="ControlFlowTok" w:type="character">
     <w:name w:val="ControlFlowTok"/>
     <w:basedOn w:val="VerbatimChar"/>
     <w:rPr>
@@ -2444,45 +2929,45 @@
       <w:color w:val="007020"/>
     </w:rPr>
   </w:style>
-  <w:style w:type="character" w:customStyle="1" w:styleId="OperatorTok">
+  <w:style w:customStyle="1" w:styleId="OperatorTok" w:type="character">
     <w:name w:val="OperatorTok"/>
     <w:basedOn w:val="VerbatimChar"/>
     <w:rPr>
       <w:color w:val="666666"/>
     </w:rPr>
   </w:style>
-  <w:style w:type="character" w:customStyle="1" w:styleId="BuiltInTok">
+  <w:style w:customStyle="1" w:styleId="BuiltInTok" w:type="character">
     <w:name w:val="BuiltInTok"/>
     <w:basedOn w:val="VerbatimChar"/>
     <w:rPr>
       <w:color w:val="008000"/>
     </w:rPr>
   </w:style>
-  <w:style w:type="character" w:customStyle="1" w:styleId="ExtensionTok">
+  <w:style w:customStyle="1" w:styleId="ExtensionTok" w:type="character">
     <w:name w:val="ExtensionTok"/>
     <w:basedOn w:val="VerbatimChar"/>
     <w:rPr/>
   </w:style>
-  <w:style w:type="character" w:customStyle="1" w:styleId="PreprocessorTok">
+  <w:style w:customStyle="1" w:styleId="PreprocessorTok" w:type="character">
     <w:name w:val="PreprocessorTok"/>
     <w:basedOn w:val="VerbatimChar"/>
     <w:rPr>
       <w:color w:val="bc7a00"/>
     </w:rPr>
   </w:style>
-  <w:style w:type="character" w:customStyle="1" w:styleId="AttributeTok">
+  <w:style w:customStyle="1" w:styleId="AttributeTok" w:type="character">
     <w:name w:val="AttributeTok"/>
     <w:basedOn w:val="VerbatimChar"/>
     <w:rPr>
       <w:color w:val="7d9029"/>
     </w:rPr>
   </w:style>
-  <w:style w:type="character" w:customStyle="1" w:styleId="RegionMarkerTok">
+  <w:style w:customStyle="1" w:styleId="RegionMarkerTok" w:type="character">
     <w:name w:val="RegionMarkerTok"/>
     <w:basedOn w:val="VerbatimChar"/>
     <w:rPr/>
   </w:style>
-  <w:style w:type="character" w:customStyle="1" w:styleId="InformationTok">
+  <w:style w:customStyle="1" w:styleId="InformationTok" w:type="character">
     <w:name w:val="InformationTok"/>
     <w:basedOn w:val="VerbatimChar"/>
     <w:rPr>
@@ -2491,7 +2976,7 @@
       <w:color w:val="60a0b0"/>
     </w:rPr>
   </w:style>
-  <w:style w:type="character" w:customStyle="1" w:styleId="WarningTok">
+  <w:style w:customStyle="1" w:styleId="WarningTok" w:type="character">
     <w:name w:val="WarningTok"/>
     <w:basedOn w:val="VerbatimChar"/>
     <w:rPr>
@@ -2500,7 +2985,7 @@
       <w:color w:val="60a0b0"/>
     </w:rPr>
   </w:style>
-  <w:style w:type="character" w:customStyle="1" w:styleId="AlertTok">
+  <w:style w:customStyle="1" w:styleId="AlertTok" w:type="character">
     <w:name w:val="AlertTok"/>
     <w:basedOn w:val="VerbatimChar"/>
     <w:rPr>
@@ -2508,7 +2993,7 @@
       <w:color w:val="ff0000"/>
     </w:rPr>
   </w:style>
-  <w:style w:type="character" w:customStyle="1" w:styleId="ErrorTok">
+  <w:style w:customStyle="1" w:styleId="ErrorTok" w:type="character">
     <w:name w:val="ErrorTok"/>
     <w:basedOn w:val="VerbatimChar"/>
     <w:rPr>
@@ -2516,7 +3001,7 @@
       <w:color w:val="ff0000"/>
     </w:rPr>
   </w:style>
-  <w:style w:type="character" w:customStyle="1" w:styleId="NormalTok">
+  <w:style w:customStyle="1" w:styleId="NormalTok" w:type="character">
     <w:name w:val="NormalTok"/>
     <w:basedOn w:val="VerbatimChar"/>
     <w:rPr/>

--- a/resources/templates/MC501-codebook-template.docx
+++ b/resources/templates/MC501-codebook-template.docx
@@ -1557,7 +1557,7 @@
         <w:rPr>
           <w:rStyle w:val="SpecialCharTok"/>
         </w:rPr>
-        <w:t xml:space="preserve">|&gt;</w:t>
+        <w:t xml:space="preserve">%&gt;%</w:t>
       </w:r>
       <w:r>
         <w:br/>
@@ -1620,7 +1620,7 @@
         <w:rPr>
           <w:rStyle w:val="SpecialCharTok"/>
         </w:rPr>
-        <w:t xml:space="preserve">|&gt;</w:t>
+        <w:t xml:space="preserve">%&gt;%</w:t>
       </w:r>
       <w:r>
         <w:br/>

--- a/resources/templates/MC501-codebook-template.docx
+++ b/resources/templates/MC501-codebook-template.docx
@@ -1353,7 +1353,7 @@
     </w:tbl>
     <w:bookmarkEnd w:id="17"/>
     <w:bookmarkEnd w:id="18"/>
-    <w:bookmarkStart w:id="28" w:name="part-2-reliability-protocol"/>
+    <w:bookmarkStart w:id="25" w:name="part-2-reliability-protocol"/>
     <w:p>
       <w:pPr>
         <w:pStyle w:val="Heading1"/>
@@ -1374,13 +1374,13 @@
         <w:t xml:space="preserve">Open with one sentence: you are the only coder, so every reliability claim here is about your own consistency over time, intracoder reliability (stability), not agreement between two coders.</w:t>
       </w:r>
     </w:p>
-    <w:bookmarkStart w:id="19" w:name="the-statistic"/>
+    <w:bookmarkStart w:id="19" w:name="the-statistic-and-its-threshold"/>
     <w:p>
       <w:pPr>
         <w:pStyle w:val="Heading2"/>
       </w:pPr>
       <w:r>
-        <w:t xml:space="preserve">6. The statistic</w:t>
+        <w:t xml:space="preserve">6. The statistic and its threshold</w:t>
       </w:r>
     </w:p>
     <w:p>
@@ -1395,19 +1395,9 @@
         <w:t xml:space="preserve">Name the statistic (for example, Krippendorff’s alpha) and the metric for each variable, with one sentence on why this statistic and not another. Call it intracoder reliability (stability). Say why percent agreement alone is not enough.</w:t>
       </w:r>
     </w:p>
-    <w:bookmarkEnd w:id="19"/>
-    <w:bookmarkStart w:id="20" w:name="the-threshold"/>
-    <w:p>
-      <w:pPr>
-        <w:pStyle w:val="Heading2"/>
-      </w:pPr>
-      <w:r>
-        <w:t xml:space="preserve">7. The threshold</w:t>
-      </w:r>
-    </w:p>
-    <w:p>
-      <w:pPr>
-        <w:pStyle w:val="FirstParagraph"/>
+    <w:p>
+      <w:pPr>
+        <w:pStyle w:val="BodyText"/>
       </w:pPr>
       <w:r>
         <w:rPr>
@@ -1417,14 +1407,14 @@
         <w:t xml:space="preserve">Give the threshold with its source (author, year). Add one sentence saying a stability figure is a weaker claim than agreement between two coders and will not be reported as if it were one.</w:t>
       </w:r>
     </w:p>
-    <w:bookmarkEnd w:id="20"/>
-    <w:bookmarkStart w:id="21" w:name="the-stability-procedure"/>
+    <w:bookmarkEnd w:id="19"/>
+    <w:bookmarkStart w:id="20" w:name="Xe13acf0cbc3aa188bf34cd0f1f814eac65ce7d5"/>
     <w:p>
       <w:pPr>
         <w:pStyle w:val="Heading2"/>
       </w:pPr>
       <w:r>
-        <w:t xml:space="preserve">8. The stability procedure</w:t>
+        <w:t xml:space="preserve">7. The stability procedure and a fresh sample</w:t>
       </w:r>
     </w:p>
     <w:p>
@@ -1473,19 +1463,9 @@
         <w:t xml:space="preserve">), committed before you start the second pass.</w:t>
       </w:r>
     </w:p>
-    <w:bookmarkEnd w:id="21"/>
-    <w:bookmarkStart w:id="22" w:name="a-fresh-reliability-sample"/>
-    <w:p>
-      <w:pPr>
-        <w:pStyle w:val="Heading2"/>
-      </w:pPr>
-      <w:r>
-        <w:t xml:space="preserve">9. A fresh reliability sample</w:t>
-      </w:r>
-    </w:p>
-    <w:p>
-      <w:pPr>
-        <w:pStyle w:val="FirstParagraph"/>
+    <w:p>
+      <w:pPr>
+        <w:pStyle w:val="BodyText"/>
       </w:pPr>
       <w:r>
         <w:rPr>
@@ -1668,14 +1648,14 @@
         <w:t xml:space="preserve">)</w:t>
       </w:r>
     </w:p>
-    <w:bookmarkEnd w:id="22"/>
-    <w:bookmarkStart w:id="23" w:name="when-it-fails"/>
+    <w:bookmarkEnd w:id="20"/>
+    <w:bookmarkStart w:id="21" w:name="Xbf5306e9dd5050bf61407787de8670b4bcddf81"/>
     <w:p>
       <w:pPr>
         <w:pStyle w:val="Heading2"/>
       </w:pPr>
       <w:r>
-        <w:t xml:space="preserve">10. When it fails</w:t>
+        <w:t xml:space="preserve">8. When it fails, and reporting a disappointing number</w:t>
       </w:r>
     </w:p>
     <w:p>
@@ -1690,19 +1670,9 @@
         <w:t xml:space="preserve">Say in advance what you do if a variable misses the threshold: which categories you revise, how, and what keeps the codebook from bending toward your own habits (for example, revising only from written rules and re-testing on a new sample).</w:t>
       </w:r>
     </w:p>
-    <w:bookmarkEnd w:id="23"/>
-    <w:bookmarkStart w:id="24" w:name="reporting-a-disappointing-number"/>
-    <w:p>
-      <w:pPr>
-        <w:pStyle w:val="Heading2"/>
-      </w:pPr>
-      <w:r>
-        <w:t xml:space="preserve">11. Reporting a disappointing number</w:t>
-      </w:r>
-    </w:p>
-    <w:p>
-      <w:pPr>
-        <w:pStyle w:val="FirstParagraph"/>
+    <w:p>
+      <w:pPr>
+        <w:pStyle w:val="BodyText"/>
       </w:pPr>
       <w:r>
         <w:rPr>
@@ -1712,14 +1682,14 @@
         <w:t xml:space="preserve">Commit to reporting the figure even if it is low, and write what you will say about it.</w:t>
       </w:r>
     </w:p>
-    <w:bookmarkEnd w:id="24"/>
-    <w:bookmarkStart w:id="25" w:name="single-coder-safeguards"/>
+    <w:bookmarkEnd w:id="21"/>
+    <w:bookmarkStart w:id="22" w:name="single-coder-safeguards"/>
     <w:p>
       <w:pPr>
         <w:pStyle w:val="Heading2"/>
       </w:pPr>
       <w:r>
-        <w:t xml:space="preserve">12. Single-coder safeguards</w:t>
+        <w:t xml:space="preserve">9. Single-coder safeguards</w:t>
       </w:r>
     </w:p>
     <w:p>
@@ -1782,14 +1752,14 @@
         <w:t xml:space="preserve">Safeguard, and what you do.</w:t>
       </w:r>
     </w:p>
-    <w:bookmarkEnd w:id="25"/>
-    <w:bookmarkStart w:id="26" w:name="second-coder-counterfactual"/>
+    <w:bookmarkEnd w:id="22"/>
+    <w:bookmarkStart w:id="23" w:name="second-coder-counterfactual"/>
     <w:p>
       <w:pPr>
         <w:pStyle w:val="Heading2"/>
       </w:pPr>
       <w:r>
-        <w:t xml:space="preserve">13. Second-coder counterfactual</w:t>
+        <w:t xml:space="preserve">10. Second-coder counterfactual</w:t>
       </w:r>
     </w:p>
     <w:p>
@@ -1804,8 +1774,8 @@
         <w:t xml:space="preserve">One paragraph, written as what you would do if this study had a second coder: how many items you would double-code, which statistic you would report, how you would train the coder and settle disagreements, and which finding is most at risk.</w:t>
       </w:r>
     </w:p>
-    <w:bookmarkEnd w:id="26"/>
-    <w:bookmarkStart w:id="27" w:name="references"/>
+    <w:bookmarkEnd w:id="23"/>
+    <w:bookmarkStart w:id="24" w:name="references"/>
     <w:p>
       <w:pPr>
         <w:pStyle w:val="Heading2"/>
@@ -1826,8 +1796,8 @@
         <w:t xml:space="preserve">Every source cited above, in APA 7.</w:t>
       </w:r>
     </w:p>
-    <w:bookmarkEnd w:id="27"/>
-    <w:bookmarkEnd w:id="28"/>
+    <w:bookmarkEnd w:id="24"/>
+    <w:bookmarkEnd w:id="25"/>
     <w:sectPr>
       <w:footnotePr>
         <w:numRestart w:val="eachSect"/>
@@ -2094,11 +2064,10 @@
   <w:docDefaults>
     <w:rPrDefault>
       <w:rPr>
-        <w:rFonts w:ascii="Cambria" w:cs="Cambria" w:hAnsi="Cambria"/>
-        <w:color w:val="22262B"/>
+        <w:rFonts w:asciiTheme="minorHAnsi" w:cstheme="minorBidi" w:eastAsiaTheme="minorEastAsia" w:hAnsiTheme="minorHAnsi"/>
         <w:sz w:val="24"/>
         <w:szCs w:val="24"/>
-        <w:lang w:val="en-US"/>
+        <w:lang w:bidi="ar-SA" w:eastAsia="zh-CN" w:val="en-US"/>
       </w:rPr>
     </w:rPrDefault>
     <w:pPrDefault>
@@ -2108,18 +2077,9 @@
     </w:pPrDefault>
   </w:docDefaults>
   <w:latentStyles w:count="276" w:defLockedState="0" w:defQFormat="0" w:defSemiHidden="0" w:defUIPriority="0" w:defUnhideWhenUsed="0"/>
-  <w:style w:styleId="Normal" w:type="paragraph">
+  <w:style w:default="1" w:styleId="Normal" w:type="paragraph">
     <w:name w:val="Normal"/>
     <w:qFormat/>
-    <w:pPr>
-      <w:spacing w:after="160" w:before="0" w:line="276" w:lineRule="auto"/>
-    </w:pPr>
-    <w:rPr>
-      <w:rFonts w:ascii="Cambria" w:cs="Cambria" w:hAnsi="Cambria"/>
-      <w:color w:val="22262B"/>
-      <w:sz w:val="24"/>
-      <w:szCs w:val="24"/>
-    </w:rPr>
   </w:style>
   <w:style w:styleId="BodyText" w:type="paragraph">
     <w:name w:val="Body Text"/>
@@ -2127,46 +2087,40 @@
     <w:link w:val="BodyTextChar"/>
     <w:qFormat/>
     <w:pPr>
-      <w:spacing w:after="160" w:before="0" w:line="276" w:lineRule="auto"/>
+      <w:spacing w:after="180" w:before="180"/>
     </w:pPr>
-    <w:rPr>
-      <w:rFonts w:ascii="Cambria" w:cs="Cambria" w:hAnsi="Cambria"/>
-      <w:color w:val="22262B"/>
-      <w:sz w:val="24"/>
-      <w:szCs w:val="24"/>
-    </w:rPr>
-  </w:style>
-  <w:style w:styleId="FirstParagraph" w:type="paragraph">
+  </w:style>
+  <w:style w:customStyle="1" w:styleId="FirstParagraph" w:type="paragraph">
     <w:name w:val="First Paragraph"/>
     <w:basedOn w:val="BodyText"/>
+    <w:next w:val="BodyText"/>
     <w:qFormat/>
   </w:style>
-  <w:style w:styleId="Compact" w:type="paragraph">
+  <w:style w:customStyle="1" w:styleId="Compact" w:type="paragraph">
     <w:name w:val="Compact"/>
     <w:basedOn w:val="BodyText"/>
     <w:qFormat/>
     <w:pPr>
-      <w:spacing w:after="40" w:before="0" w:line="276" w:lineRule="auto"/>
+      <w:spacing w:after="36" w:before="36"/>
     </w:pPr>
   </w:style>
   <w:style w:styleId="Title" w:type="paragraph">
     <w:name w:val="Title"/>
     <w:basedOn w:val="Normal"/>
-    <w:next w:val="Subtitle"/>
+    <w:next w:val="BodyText"/>
     <w:link w:val="TitleChar"/>
+    <w:uiPriority w:val="10"/>
     <w:qFormat/>
+    <w:rsid w:val="00A10FD9"/>
     <w:pPr>
-      <w:keepNext/>
-      <w:keepLines/>
-      <w:spacing w:after="60" w:before="0"/>
+      <w:spacing w:after="80" w:line="240" w:lineRule="auto"/>
+      <w:contextualSpacing/>
       <w:jc w:val="center"/>
     </w:pPr>
     <w:rPr>
-      <w:rFonts w:ascii="Calibri" w:cs="Calibri" w:hAnsi="Calibri"/>
-      <w:b/>
-      <w:color w:val="1B3A5C"/>
-      <w:sz w:val="28"/>
-      <w:szCs w:val="28"/>
+      <w:rFonts w:asciiTheme="majorHAnsi" w:cstheme="majorBidi" w:eastAsiaTheme="majorEastAsia" w:hAnsiTheme="majorHAnsi"/>
+      <w:sz w:val="56"/>
+      <w:szCs w:val="56"/>
     </w:rPr>
   </w:style>
   <w:style w:customStyle="1" w:styleId="TitleChar" w:type="character">
@@ -2177,28 +2131,28 @@
     <w:rsid w:val="00A10FD9"/>
     <w:rPr>
       <w:rFonts w:asciiTheme="majorHAnsi" w:cstheme="majorBidi" w:eastAsiaTheme="majorEastAsia" w:hAnsiTheme="majorHAnsi"/>
+      <w:sz w:val="56"/>
+      <w:szCs w:val="56"/>
+    </w:rPr>
+  </w:style>
+  <w:style w:styleId="Subtitle" w:type="paragraph">
+    <w:name w:val="Subtitle"/>
+    <w:basedOn w:val="Title"/>
+    <w:next w:val="BodyText"/>
+    <w:link w:val="SubtitleChar"/>
+    <w:uiPriority w:val="11"/>
+    <w:qFormat/>
+    <w:rsid w:val="00A10FD9"/>
+    <w:pPr>
+      <w:numPr>
+        <w:ilvl w:val="1"/>
+      </w:numPr>
+    </w:pPr>
+    <w:rPr>
+      <w:rFonts w:cstheme="majorBidi" w:eastAsiaTheme="majorEastAsia"/>
+      <w:spacing w:val="15"/>
       <w:sz w:val="28"/>
       <w:szCs w:val="28"/>
-    </w:rPr>
-  </w:style>
-  <w:style w:styleId="Subtitle" w:type="paragraph">
-    <w:name w:val="Subtitle"/>
-    <w:basedOn w:val="Normal"/>
-    <w:next w:val="Author"/>
-    <w:link w:val="SubtitleChar"/>
-    <w:qFormat/>
-    <w:pPr>
-      <w:keepNext/>
-      <w:keepLines/>
-      <w:spacing w:after="60" w:before="0"/>
-      <w:jc w:val="center"/>
-    </w:pPr>
-    <w:rPr>
-      <w:rFonts w:ascii="Cambria" w:cs="Cambria" w:hAnsi="Cambria"/>
-      <w:i/>
-      <w:color w:val="595959"/>
-      <w:sz w:val="24"/>
-      <w:szCs w:val="24"/>
     </w:rPr>
   </w:style>
   <w:style w:customStyle="1" w:styleId="SubtitleChar" w:type="character">
@@ -2215,35 +2169,30 @@
       <w:szCs w:val="28"/>
     </w:rPr>
   </w:style>
-  <w:style w:styleId="Author" w:type="paragraph">
+  <w:style w:customStyle="1" w:styleId="Author" w:type="paragraph">
     <w:name w:val="Author"/>
-    <w:basedOn w:val="Normal"/>
-    <w:next w:val="Date"/>
-    <w:qFormat/>
-    <w:pPr>
-      <w:spacing w:after="40" w:before="0"/>
-      <w:jc w:val="center"/>
-    </w:pPr>
-    <w:rPr>
-      <w:rFonts w:ascii="Cambria" w:cs="Cambria" w:hAnsi="Cambria"/>
-      <w:color w:val="22262B"/>
-      <w:sz w:val="24"/>
-      <w:szCs w:val="24"/>
-    </w:rPr>
-  </w:style>
-  <w:style w:styleId="Date" w:type="paragraph">
-    <w:name w:val="Date"/>
-    <w:basedOn w:val="Normal"/>
+    <w:basedOn w:val="Title"/>
     <w:next w:val="BodyText"/>
     <w:qFormat/>
     <w:pPr>
-      <w:spacing w:after="320" w:before="0"/>
-      <w:jc w:val="center"/>
+      <w:keepNext/>
+      <w:keepLines/>
     </w:pPr>
     <w:rPr>
-      <w:rFonts w:ascii="Cambria" w:cs="Cambria" w:hAnsi="Cambria"/>
-      <w:i/>
-      <w:color w:val="595959"/>
+      <w:sz w:val="24"/>
+      <w:szCs w:val="24"/>
+    </w:rPr>
+  </w:style>
+  <w:style w:styleId="Date" w:type="paragraph">
+    <w:name w:val="Date"/>
+    <w:basedOn w:val="Title"/>
+    <w:next w:val="BodyText"/>
+    <w:qFormat/>
+    <w:pPr>
+      <w:keepNext/>
+      <w:keepLines/>
+    </w:pPr>
+    <w:rPr>
       <w:sz w:val="24"/>
       <w:szCs w:val="24"/>
     </w:rPr>
@@ -2261,8 +2210,8 @@
     </w:pPr>
     <w:rPr>
       <w:b/>
-      <w:sz w:val="22"/>
-      <w:szCs w:val="22"/>
+      <w:sz w:val="20"/>
+      <w:szCs w:val="20"/>
     </w:rPr>
   </w:style>
   <w:style w:customStyle="1" w:styleId="Abstract" w:type="paragraph">
@@ -2276,8 +2225,8 @@
       <w:spacing w:after="300" w:before="100"/>
     </w:pPr>
     <w:rPr>
-      <w:sz w:val="22"/>
-      <w:szCs w:val="22"/>
+      <w:sz w:val="20"/>
+      <w:szCs w:val="20"/>
     </w:rPr>
   </w:style>
   <w:style w:styleId="Bibliography" w:type="paragraph">
@@ -2293,24 +2242,20 @@
     <w:basedOn w:val="Normal"/>
     <w:next w:val="BodyText"/>
     <w:link w:val="Heading1Char"/>
+    <w:uiPriority w:val="9"/>
     <w:qFormat/>
+    <w:rsid w:val="00A10FD9"/>
     <w:pPr>
       <w:keepNext/>
       <w:keepLines/>
-      <w:spacing w:after="100" w:before="320"/>
-      <w:pBdr>
-        <w:bottom w:color="1B3A5C" w:space="4" w:sz="6" w:val="single"/>
-      </w:pBdr>
+      <w:spacing w:after="80" w:before="360"/>
       <w:outlineLvl w:val="0"/>
     </w:pPr>
     <w:rPr>
-      <w:rFonts w:ascii="Calibri" w:cs="Calibri" w:hAnsi="Calibri"/>
-      <w:b/>
-      <w:smallCaps/>
-      <w:color w:val="1B3A5C"/>
-      <w:spacing w:val="10"/>
-      <w:sz w:val="26"/>
-      <w:szCs w:val="26"/>
+      <w:rFonts w:asciiTheme="majorHAnsi" w:cstheme="majorBidi" w:eastAsiaTheme="majorEastAsia" w:hAnsiTheme="majorHAnsi"/>
+      <w:color w:themeColor="accent1" w:themeShade="BF" w:val="0F4761"/>
+      <w:sz w:val="40"/>
+      <w:szCs w:val="40"/>
     </w:rPr>
   </w:style>
   <w:style w:styleId="Heading2" w:type="paragraph">
@@ -2318,19 +2263,22 @@
     <w:basedOn w:val="Normal"/>
     <w:next w:val="BodyText"/>
     <w:link w:val="Heading2Char"/>
+    <w:uiPriority w:val="9"/>
+    <w:semiHidden/>
+    <w:unhideWhenUsed/>
     <w:qFormat/>
+    <w:rsid w:val="00A10FD9"/>
     <w:pPr>
       <w:keepNext/>
       <w:keepLines/>
-      <w:spacing w:after="80" w:before="260"/>
+      <w:spacing w:after="80" w:before="160"/>
       <w:outlineLvl w:val="1"/>
     </w:pPr>
     <w:rPr>
-      <w:rFonts w:ascii="Calibri" w:cs="Calibri" w:hAnsi="Calibri"/>
-      <w:b/>
-      <w:color w:val="1B3A5C"/>
-      <w:sz w:val="24"/>
-      <w:szCs w:val="24"/>
+      <w:rFonts w:asciiTheme="majorHAnsi" w:cstheme="majorBidi" w:eastAsiaTheme="majorEastAsia" w:hAnsiTheme="majorHAnsi"/>
+      <w:color w:themeColor="accent1" w:themeShade="BF" w:val="0F4761"/>
+      <w:sz w:val="32"/>
+      <w:szCs w:val="32"/>
     </w:rPr>
   </w:style>
   <w:style w:styleId="Heading3" w:type="paragraph">
@@ -2338,20 +2286,22 @@
     <w:basedOn w:val="Normal"/>
     <w:next w:val="BodyText"/>
     <w:link w:val="Heading3Char"/>
+    <w:uiPriority w:val="9"/>
+    <w:semiHidden/>
+    <w:unhideWhenUsed/>
     <w:qFormat/>
+    <w:rsid w:val="00A10FD9"/>
     <w:pPr>
       <w:keepNext/>
       <w:keepLines/>
-      <w:spacing w:after="60" w:before="220"/>
+      <w:spacing w:after="80" w:before="160"/>
       <w:outlineLvl w:val="2"/>
     </w:pPr>
     <w:rPr>
-      <w:rFonts w:ascii="Calibri" w:cs="Calibri" w:hAnsi="Calibri"/>
-      <w:b/>
-      <w:i/>
-      <w:color w:val="15605C"/>
-      <w:sz w:val="24"/>
-      <w:szCs w:val="24"/>
+      <w:rFonts w:cstheme="majorBidi" w:eastAsiaTheme="majorEastAsia"/>
+      <w:color w:themeColor="accent1" w:themeShade="BF" w:val="0F4761"/>
+      <w:sz w:val="28"/>
+      <w:szCs w:val="28"/>
     </w:rPr>
   </w:style>
   <w:style w:styleId="Heading4" w:type="paragraph">
@@ -2359,19 +2309,22 @@
     <w:basedOn w:val="Normal"/>
     <w:next w:val="BodyText"/>
     <w:link w:val="Heading4Char"/>
+    <w:uiPriority w:val="9"/>
+    <w:semiHidden/>
+    <w:unhideWhenUsed/>
     <w:qFormat/>
+    <w:rsid w:val="00A10FD9"/>
     <w:pPr>
       <w:keepNext/>
       <w:keepLines/>
-      <w:spacing w:after="40" w:before="200"/>
+      <w:spacing w:after="40" w:before="80"/>
       <w:outlineLvl w:val="3"/>
     </w:pPr>
     <w:rPr>
-      <w:rFonts w:ascii="Cambria" w:cs="Cambria" w:hAnsi="Cambria"/>
-      <w:b/>
-      <w:color w:val="22262B"/>
-      <w:sz w:val="24"/>
-      <w:szCs w:val="24"/>
+      <w:rFonts w:cstheme="majorBidi" w:eastAsiaTheme="majorEastAsia"/>
+      <w:i/>
+      <w:iCs/>
+      <w:color w:themeColor="accent1" w:themeShade="BF" w:val="0F4761"/>
     </w:rPr>
   </w:style>
   <w:style w:styleId="Heading5" w:type="paragraph">
@@ -2379,19 +2332,20 @@
     <w:basedOn w:val="Normal"/>
     <w:next w:val="BodyText"/>
     <w:link w:val="Heading5Char"/>
+    <w:uiPriority w:val="9"/>
+    <w:semiHidden/>
+    <w:unhideWhenUsed/>
     <w:qFormat/>
+    <w:rsid w:val="00A10FD9"/>
     <w:pPr>
       <w:keepNext/>
       <w:keepLines/>
-      <w:spacing w:after="40" w:before="180"/>
+      <w:spacing w:after="40" w:before="80"/>
       <w:outlineLvl w:val="4"/>
     </w:pPr>
     <w:rPr>
-      <w:rFonts w:ascii="Cambria" w:cs="Cambria" w:hAnsi="Cambria"/>
-      <w:i/>
-      <w:color w:val="22262B"/>
-      <w:sz w:val="24"/>
-      <w:szCs w:val="24"/>
+      <w:rFonts w:cstheme="majorBidi" w:eastAsiaTheme="majorEastAsia"/>
+      <w:color w:themeColor="accent1" w:themeShade="BF" w:val="0F4761"/>
     </w:rPr>
   </w:style>
   <w:style w:styleId="Heading6" w:type="paragraph">
@@ -2399,19 +2353,22 @@
     <w:basedOn w:val="Normal"/>
     <w:next w:val="BodyText"/>
     <w:link w:val="Heading6Char"/>
+    <w:uiPriority w:val="9"/>
+    <w:semiHidden/>
+    <w:unhideWhenUsed/>
     <w:qFormat/>
+    <w:rsid w:val="00A10FD9"/>
     <w:pPr>
       <w:keepNext/>
       <w:keepLines/>
-      <w:spacing w:after="40" w:before="160"/>
+      <w:spacing w:after="0" w:before="40"/>
       <w:outlineLvl w:val="5"/>
     </w:pPr>
     <w:rPr>
-      <w:rFonts w:ascii="Cambria" w:cs="Cambria" w:hAnsi="Cambria"/>
+      <w:rFonts w:cstheme="majorBidi" w:eastAsiaTheme="majorEastAsia"/>
       <w:i/>
-      <w:color w:val="595959"/>
-      <w:sz w:val="24"/>
-      <w:szCs w:val="24"/>
+      <w:iCs/>
+      <w:color w:themeColor="text1" w:themeTint="A6" w:val="595959"/>
     </w:rPr>
   </w:style>
   <w:style w:styleId="Heading7" w:type="paragraph">
@@ -2488,8 +2445,8 @@
     <w:rPr>
       <w:rFonts w:asciiTheme="majorHAnsi" w:cstheme="majorBidi" w:eastAsiaTheme="majorEastAsia" w:hAnsiTheme="majorHAnsi"/>
       <w:color w:themeColor="accent1" w:themeShade="BF" w:val="0F4761"/>
-      <w:sz w:val="28"/>
-      <w:szCs w:val="28"/>
+      <w:sz w:val="40"/>
+      <w:szCs w:val="40"/>
     </w:rPr>
   </w:style>
   <w:style w:customStyle="1" w:styleId="Heading2Char" w:type="character">
@@ -2502,8 +2459,8 @@
     <w:rPr>
       <w:rFonts w:asciiTheme="majorHAnsi" w:cstheme="majorBidi" w:eastAsiaTheme="majorEastAsia" w:hAnsiTheme="majorHAnsi"/>
       <w:color w:themeColor="accent1" w:themeShade="BF" w:val="0F4761"/>
-      <w:sz w:val="28"/>
-      <w:szCs w:val="28"/>
+      <w:sz w:val="32"/>
+      <w:szCs w:val="32"/>
     </w:rPr>
   </w:style>
   <w:style w:customStyle="1" w:styleId="Heading3Char" w:type="character">
@@ -2600,22 +2557,15 @@
   </w:style>
   <w:style w:styleId="BlockText" w:type="paragraph">
     <w:name w:val="Block Text"/>
-    <w:basedOn w:val="Normal"/>
+    <w:basedOn w:val="BodyText"/>
+    <w:next w:val="BodyText"/>
+    <w:uiPriority w:val="9"/>
+    <w:unhideWhenUsed/>
     <w:qFormat/>
     <w:pPr>
-      <w:spacing w:after="120" w:before="120"/>
-      <w:ind w:left="360" w:right="360"/>
-      <w:pBdr>
-        <w:left w:color="15605C" w:space="10" w:sz="12" w:val="single"/>
-      </w:pBdr>
+      <w:spacing w:after="100" w:before="100"/>
+      <w:ind w:firstLine="0" w:left="480" w:right="480"/>
     </w:pPr>
-    <w:rPr>
-      <w:rFonts w:ascii="Cambria" w:cs="Cambria" w:hAnsi="Cambria"/>
-      <w:i/>
-      <w:color w:val="22262B"/>
-      <w:sz w:val="24"/>
-      <w:szCs w:val="24"/>
-    </w:rPr>
   </w:style>
   <w:style w:styleId="FootnoteText" w:type="paragraph">
     <w:name w:val="Footnote Text"/>
@@ -2686,17 +2636,12 @@
   <w:style w:styleId="Caption" w:type="paragraph">
     <w:name w:val="Caption"/>
     <w:basedOn w:val="Normal"/>
-    <w:next w:val="BodyText"/>
-    <w:qFormat/>
+    <w:link w:val="BodyTextChar"/>
     <w:pPr>
-      <w:spacing w:after="160" w:before="80"/>
+      <w:spacing w:after="120" w:before="0"/>
     </w:pPr>
     <w:rPr>
-      <w:rFonts w:ascii="Cambria" w:cs="Cambria" w:hAnsi="Cambria"/>
       <w:i/>
-      <w:color w:val="595959"/>
-      <w:sz w:val="24"/>
-      <w:szCs w:val="24"/>
     </w:rPr>
   </w:style>
   <w:style w:customStyle="1" w:styleId="TableCaption" w:type="paragraph">
@@ -2726,14 +2671,12 @@
     <w:basedOn w:val="DefaultParagraphFont"/>
     <w:link w:val="BodyText"/>
   </w:style>
-  <w:style w:styleId="VerbatimChar" w:type="character">
+  <w:style w:customStyle="1" w:styleId="VerbatimChar" w:type="character">
     <w:name w:val="Verbatim Char"/>
-    <w:qFormat/>
-    <w:rPr>
-      <w:rFonts w:ascii="Consolas" w:cs="Consolas" w:hAnsi="Consolas"/>
-      <w:color w:val="22262B"/>
+    <w:basedOn w:val="BodyTextChar"/>
+    <w:rPr>
+      <w:rFonts w:ascii="Consolas" w:hAnsi="Consolas"/>
       <w:sz w:val="22"/>
-      <w:szCs w:val="22"/>
     </w:rPr>
   </w:style>
   <w:style w:customStyle="1" w:styleId="SectionNumber" w:type="character">
@@ -2772,7 +2715,7 @@
       <w:color w:themeColor="accent1" w:themeShade="BF" w:val="365F91"/>
     </w:rPr>
   </w:style>
-  <w:style w:customStyle="1" w:styleId="SourceCode" w:type="paragraph">
+  <w:style w:type="paragraph" w:customStyle="1" w:styleId="SourceCode">
     <w:name w:val="Source Code"/>
     <w:basedOn w:val="Normal"/>
     <w:link w:val="VerbatimChar"/>
@@ -2780,7 +2723,7 @@
       <w:wordWrap w:val="off"/>
     </w:pPr>
   </w:style>
-  <w:style w:customStyle="1" w:styleId="KeywordTok" w:type="character">
+  <w:style w:type="character" w:customStyle="1" w:styleId="KeywordTok">
     <w:name w:val="KeywordTok"/>
     <w:basedOn w:val="VerbatimChar"/>
     <w:rPr>
@@ -2788,77 +2731,77 @@
       <w:color w:val="007020"/>
     </w:rPr>
   </w:style>
-  <w:style w:customStyle="1" w:styleId="DataTypeTok" w:type="character">
+  <w:style w:type="character" w:customStyle="1" w:styleId="DataTypeTok">
     <w:name w:val="DataTypeTok"/>
     <w:basedOn w:val="VerbatimChar"/>
     <w:rPr>
       <w:color w:val="902000"/>
     </w:rPr>
   </w:style>
-  <w:style w:customStyle="1" w:styleId="DecValTok" w:type="character">
+  <w:style w:type="character" w:customStyle="1" w:styleId="DecValTok">
     <w:name w:val="DecValTok"/>
     <w:basedOn w:val="VerbatimChar"/>
     <w:rPr>
       <w:color w:val="40a070"/>
     </w:rPr>
   </w:style>
-  <w:style w:customStyle="1" w:styleId="BaseNTok" w:type="character">
+  <w:style w:type="character" w:customStyle="1" w:styleId="BaseNTok">
     <w:name w:val="BaseNTok"/>
     <w:basedOn w:val="VerbatimChar"/>
     <w:rPr>
       <w:color w:val="40a070"/>
     </w:rPr>
   </w:style>
-  <w:style w:customStyle="1" w:styleId="FloatTok" w:type="character">
+  <w:style w:type="character" w:customStyle="1" w:styleId="FloatTok">
     <w:name w:val="FloatTok"/>
     <w:basedOn w:val="VerbatimChar"/>
     <w:rPr>
       <w:color w:val="40a070"/>
     </w:rPr>
   </w:style>
-  <w:style w:customStyle="1" w:styleId="ConstantTok" w:type="character">
+  <w:style w:type="character" w:customStyle="1" w:styleId="ConstantTok">
     <w:name w:val="ConstantTok"/>
     <w:basedOn w:val="VerbatimChar"/>
     <w:rPr>
       <w:color w:val="880000"/>
     </w:rPr>
   </w:style>
-  <w:style w:customStyle="1" w:styleId="CharTok" w:type="character">
+  <w:style w:type="character" w:customStyle="1" w:styleId="CharTok">
     <w:name w:val="CharTok"/>
     <w:basedOn w:val="VerbatimChar"/>
     <w:rPr>
       <w:color w:val="4070a0"/>
     </w:rPr>
   </w:style>
-  <w:style w:customStyle="1" w:styleId="SpecialCharTok" w:type="character">
+  <w:style w:type="character" w:customStyle="1" w:styleId="SpecialCharTok">
     <w:name w:val="SpecialCharTok"/>
     <w:basedOn w:val="VerbatimChar"/>
     <w:rPr>
       <w:color w:val="4070a0"/>
     </w:rPr>
   </w:style>
-  <w:style w:customStyle="1" w:styleId="StringTok" w:type="character">
+  <w:style w:type="character" w:customStyle="1" w:styleId="StringTok">
     <w:name w:val="StringTok"/>
     <w:basedOn w:val="VerbatimChar"/>
     <w:rPr>
       <w:color w:val="4070a0"/>
     </w:rPr>
   </w:style>
-  <w:style w:customStyle="1" w:styleId="VerbatimStringTok" w:type="character">
+  <w:style w:type="character" w:customStyle="1" w:styleId="VerbatimStringTok">
     <w:name w:val="VerbatimStringTok"/>
     <w:basedOn w:val="VerbatimChar"/>
     <w:rPr>
       <w:color w:val="4070a0"/>
     </w:rPr>
   </w:style>
-  <w:style w:customStyle="1" w:styleId="SpecialStringTok" w:type="character">
+  <w:style w:type="character" w:customStyle="1" w:styleId="SpecialStringTok">
     <w:name w:val="SpecialStringTok"/>
     <w:basedOn w:val="VerbatimChar"/>
     <w:rPr>
       <w:color w:val="bb6688"/>
     </w:rPr>
   </w:style>
-  <w:style w:customStyle="1" w:styleId="ImportTok" w:type="character">
+  <w:style w:type="character" w:customStyle="1" w:styleId="ImportTok">
     <w:name w:val="ImportTok"/>
     <w:basedOn w:val="VerbatimChar"/>
     <w:rPr>
@@ -2866,7 +2809,7 @@
       <w:color w:val="008000"/>
     </w:rPr>
   </w:style>
-  <w:style w:customStyle="1" w:styleId="CommentTok" w:type="character">
+  <w:style w:type="character" w:customStyle="1" w:styleId="CommentTok">
     <w:name w:val="CommentTok"/>
     <w:basedOn w:val="VerbatimChar"/>
     <w:rPr>
@@ -2874,7 +2817,7 @@
       <w:color w:val="60a0b0"/>
     </w:rPr>
   </w:style>
-  <w:style w:customStyle="1" w:styleId="DocumentationTok" w:type="character">
+  <w:style w:type="character" w:customStyle="1" w:styleId="DocumentationTok">
     <w:name w:val="DocumentationTok"/>
     <w:basedOn w:val="VerbatimChar"/>
     <w:rPr>
@@ -2882,7 +2825,7 @@
       <w:color w:val="ba2121"/>
     </w:rPr>
   </w:style>
-  <w:style w:customStyle="1" w:styleId="AnnotationTok" w:type="character">
+  <w:style w:type="character" w:customStyle="1" w:styleId="AnnotationTok">
     <w:name w:val="AnnotationTok"/>
     <w:basedOn w:val="VerbatimChar"/>
     <w:rPr>
@@ -2891,7 +2834,7 @@
       <w:color w:val="60a0b0"/>
     </w:rPr>
   </w:style>
-  <w:style w:customStyle="1" w:styleId="CommentVarTok" w:type="character">
+  <w:style w:type="character" w:customStyle="1" w:styleId="CommentVarTok">
     <w:name w:val="CommentVarTok"/>
     <w:basedOn w:val="VerbatimChar"/>
     <w:rPr>
@@ -2900,28 +2843,28 @@
       <w:color w:val="60a0b0"/>
     </w:rPr>
   </w:style>
-  <w:style w:customStyle="1" w:styleId="OtherTok" w:type="character">
+  <w:style w:type="character" w:customStyle="1" w:styleId="OtherTok">
     <w:name w:val="OtherTok"/>
     <w:basedOn w:val="VerbatimChar"/>
     <w:rPr>
       <w:color w:val="007020"/>
     </w:rPr>
   </w:style>
-  <w:style w:customStyle="1" w:styleId="FunctionTok" w:type="character">
+  <w:style w:type="character" w:customStyle="1" w:styleId="FunctionTok">
     <w:name w:val="FunctionTok"/>
     <w:basedOn w:val="VerbatimChar"/>
     <w:rPr>
       <w:color w:val="06287e"/>
     </w:rPr>
   </w:style>
-  <w:style w:customStyle="1" w:styleId="VariableTok" w:type="character">
+  <w:style w:type="character" w:customStyle="1" w:styleId="VariableTok">
     <w:name w:val="VariableTok"/>
     <w:basedOn w:val="VerbatimChar"/>
     <w:rPr>
       <w:color w:val="19177c"/>
     </w:rPr>
   </w:style>
-  <w:style w:customStyle="1" w:styleId="ControlFlowTok" w:type="character">
+  <w:style w:type="character" w:customStyle="1" w:styleId="ControlFlowTok">
     <w:name w:val="ControlFlowTok"/>
     <w:basedOn w:val="VerbatimChar"/>
     <w:rPr>
@@ -2929,45 +2872,45 @@
       <w:color w:val="007020"/>
     </w:rPr>
   </w:style>
-  <w:style w:customStyle="1" w:styleId="OperatorTok" w:type="character">
+  <w:style w:type="character" w:customStyle="1" w:styleId="OperatorTok">
     <w:name w:val="OperatorTok"/>
     <w:basedOn w:val="VerbatimChar"/>
     <w:rPr>
       <w:color w:val="666666"/>
     </w:rPr>
   </w:style>
-  <w:style w:customStyle="1" w:styleId="BuiltInTok" w:type="character">
+  <w:style w:type="character" w:customStyle="1" w:styleId="BuiltInTok">
     <w:name w:val="BuiltInTok"/>
     <w:basedOn w:val="VerbatimChar"/>
     <w:rPr>
       <w:color w:val="008000"/>
     </w:rPr>
   </w:style>
-  <w:style w:customStyle="1" w:styleId="ExtensionTok" w:type="character">
+  <w:style w:type="character" w:customStyle="1" w:styleId="ExtensionTok">
     <w:name w:val="ExtensionTok"/>
     <w:basedOn w:val="VerbatimChar"/>
     <w:rPr/>
   </w:style>
-  <w:style w:customStyle="1" w:styleId="PreprocessorTok" w:type="character">
+  <w:style w:type="character" w:customStyle="1" w:styleId="PreprocessorTok">
     <w:name w:val="PreprocessorTok"/>
     <w:basedOn w:val="VerbatimChar"/>
     <w:rPr>
       <w:color w:val="bc7a00"/>
     </w:rPr>
   </w:style>
-  <w:style w:customStyle="1" w:styleId="AttributeTok" w:type="character">
+  <w:style w:type="character" w:customStyle="1" w:styleId="AttributeTok">
     <w:name w:val="AttributeTok"/>
     <w:basedOn w:val="VerbatimChar"/>
     <w:rPr>
       <w:color w:val="7d9029"/>
     </w:rPr>
   </w:style>
-  <w:style w:customStyle="1" w:styleId="RegionMarkerTok" w:type="character">
+  <w:style w:type="character" w:customStyle="1" w:styleId="RegionMarkerTok">
     <w:name w:val="RegionMarkerTok"/>
     <w:basedOn w:val="VerbatimChar"/>
     <w:rPr/>
   </w:style>
-  <w:style w:customStyle="1" w:styleId="InformationTok" w:type="character">
+  <w:style w:type="character" w:customStyle="1" w:styleId="InformationTok">
     <w:name w:val="InformationTok"/>
     <w:basedOn w:val="VerbatimChar"/>
     <w:rPr>
@@ -2976,7 +2919,7 @@
       <w:color w:val="60a0b0"/>
     </w:rPr>
   </w:style>
-  <w:style w:customStyle="1" w:styleId="WarningTok" w:type="character">
+  <w:style w:type="character" w:customStyle="1" w:styleId="WarningTok">
     <w:name w:val="WarningTok"/>
     <w:basedOn w:val="VerbatimChar"/>
     <w:rPr>
@@ -2985,7 +2928,7 @@
       <w:color w:val="60a0b0"/>
     </w:rPr>
   </w:style>
-  <w:style w:customStyle="1" w:styleId="AlertTok" w:type="character">
+  <w:style w:type="character" w:customStyle="1" w:styleId="AlertTok">
     <w:name w:val="AlertTok"/>
     <w:basedOn w:val="VerbatimChar"/>
     <w:rPr>
@@ -2993,7 +2936,7 @@
       <w:color w:val="ff0000"/>
     </w:rPr>
   </w:style>
-  <w:style w:customStyle="1" w:styleId="ErrorTok" w:type="character">
+  <w:style w:type="character" w:customStyle="1" w:styleId="ErrorTok">
     <w:name w:val="ErrorTok"/>
     <w:basedOn w:val="VerbatimChar"/>
     <w:rPr>
@@ -3001,7 +2944,7 @@
       <w:color w:val="ff0000"/>
     </w:rPr>
   </w:style>
-  <w:style w:customStyle="1" w:styleId="NormalTok" w:type="character">
+  <w:style w:type="character" w:customStyle="1" w:styleId="NormalTok">
     <w:name w:val="NormalTok"/>
     <w:basedOn w:val="VerbatimChar"/>
     <w:rPr/>
